--- a/published/ai-family/04_screens_toys_tools/02_agents/lecture-content/02_agents-module.docx
+++ b/published/ai-family/04_screens_toys_tools/02_agents/lecture-content/02_agents-module.docx
@@ -4,7 +4,7 @@
   <w:body>
     <w:p>
       <w:r>
-        <w:t>Module 02: Agents in Family</w:t>
+        <w:t>Module 02: Agents — AI and Robots</w:t>
       </w:r>
     </w:p>
     <w:p>
@@ -14,12 +14,22 @@
     </w:p>
     <w:p>
       <w:r>
-        <w:t>Define Agents within the context of Family.  Analyze how Agents interacts with other components of the Active Inference framework.  Apply specific constraints of Family to the formal definition of Agents.   Introduction</w:t>
+        <w:t>Understand that Robots are Agents made of metal and code.  Learn about Artificial Intelligence (AI) (Computer brains).  Know the difference between a Human (Needs sleep, has feelings) and a Robot (Needs electricity, has code).   Introduction: The Robot Friend</w:t>
       </w:r>
     </w:p>
     <w:p>
       <w:r>
-        <w:t>This module explores Agents . In the Family curriculum, we approach this topic with a focus on specific applications and theoretical depth appropriate for the audience. Agents is a critical component of the 8-part Active Inference spine, bridging the gap between [Previous Topic] and [Next Topic].</w:t>
+        <w:t>Have you ever talked to Siri or Alexa?</w:t>
+        <w:br/>
+        <w:t>Are they alive?</w:t>
+        <w:br/>
+        <w:t>No. They are Agents .</w:t>
+        <w:br/>
+        <w:t>They have "Eyes" (Cameras), "Ears" (Microphones), and a "Brain" (Chips).</w:t>
+        <w:br/>
+        <w:t>They can help us, play music, and tell jokes.</w:t>
+        <w:br/>
+        <w:t>But they don't feel happy or sad like you do.</w:t>
       </w:r>
     </w:p>
     <w:p>
@@ -29,56 +39,87 @@
     </w:p>
     <w:p>
       <w:r>
-        <w:t>1. Agents as a Markov Blanket Boundary</w:t>
+        <w:t>1. The Sensor (Robot Senses)</w:t>
       </w:r>
     </w:p>
     <w:p>
       <w:r>
-        <w:t>How does Agents define the boundary between the agent and the environment?</w:t>
+        <w:t>Robots don't have skin. They have Sensors .</w:t>
       </w:r>
     </w:p>
     <w:p>
       <w:r>
-        <w:t>2. Generative Models of Agents</w:t>
+        <w:t>Lidar (Laser vision).  Heat Sensors (To find people).  Touch Buttons.</w:t>
+        <w:br/>
+        <w:t>Sensors give the robot data about the world.   2. The Code (Robot Rules)</w:t>
       </w:r>
     </w:p>
     <w:p>
       <w:r>
-        <w:t>What parameters involved in Agents must be optimized to minimize variational free energy?</w:t>
+        <w:t>You have a brain that learns.</w:t>
+        <w:br/>
+        <w:t>A robot has Code that tells it what to do.</w:t>
       </w:r>
     </w:p>
     <w:p>
       <w:r>
-        <w:t>3. Active Inference Dynamics</w:t>
+        <w:t>"IF button is pressed, THEN say Hello."  "IF battery is low, THEN go to sleep."</w:t>
+        <w:br/>
+        <w:t>Robots love rules.   3. Human vs. Machine</w:t>
       </w:r>
     </w:p>
     <w:p>
       <w:r>
-        <w:t>How does the process of Agents drive the perception-action loop?</w:t>
+        <w:t>Humans: Eat food, dream, love, get tired.  Machines: Eat electricity, calculate, never get tired.</w:t>
+        <w:br/>
+        <w:t>We work best when we work TOGETHER (Cyborg Team!).   Activities</w:t>
       </w:r>
     </w:p>
     <w:p>
       <w:r>
-        <w:t>Applications</w:t>
+        <w:t>Activity 1: Robot Walk</w:t>
       </w:r>
     </w:p>
     <w:p>
       <w:r>
-        <w:t>In Family, we see Agents manifest in:</w:t>
+        <w:t>Pretend to be a robot.</w:t>
         <w:br/>
-        <w:t>* Specific Example 1 : [Add domain-specific example here]</w:t>
-        <w:br/>
-        <w:t>* Specific Example 2 : [Add domain-specific example here]</w:t>
+        <w:t>Robots move one joint at a time.</w:t>
       </w:r>
     </w:p>
     <w:p>
       <w:r>
-        <w:t>Conclusion</w:t>
+        <w:t>"Rotate head."  "Lift arm."  "Extend leg."</w:t>
+        <w:br/>
+        <w:t>Does it feel efficient? Or stiff?   Activity 2: The Turing Test (Kid Version)</w:t>
       </w:r>
     </w:p>
     <w:p>
       <w:r>
-        <w:t>Understanding Agents allows us to better model complex adaptive systems. In the next module, we will expand on this foundation.</w:t>
+        <w:t>One person hides behind the couch.</w:t>
+        <w:br/>
+        <w:t>The other person asks questions.</w:t>
+        <w:br/>
+        <w:t>"Do you like ice cream?"</w:t>
+        <w:br/>
+        <w:t>The person behind the couch tries to answer like a ROBOT.</w:t>
+        <w:br/>
+        <w:t>Can you trick them?</w:t>
+      </w:r>
+    </w:p>
+    <w:p>
+      <w:r>
+        <w:t>Summary</w:t>
+      </w:r>
+    </w:p>
+    <w:p>
+      <w:r>
+        <w:t>Robots are amazing helpers, but they are not people. The best future is one where Humans and Robots are friends.</w:t>
+      </w:r>
+    </w:p>
+    <w:p>
+      <w:r>
+        <w:t>References</w:t>
       </w:r>
     </w:p>
     <w:sectPr>
